--- a/Informe de Pasantias/LISTA DE EQUIPOS EN CONTABILIDAD.docx
+++ b/Informe de Pasantias/LISTA DE EQUIPOS EN CONTABILIDAD.docx
@@ -212,23 +212,13 @@
                 <w:szCs w:val="24"/>
               </w:rPr>
             </w:pPr>
-            <w:proofErr w:type="spellStart"/>
-            <w:r>
-              <w:rPr>
-                <w:rFonts w:ascii="Arial" w:hAnsi="Arial" w:cs="Arial"/>
-                <w:sz w:val="24"/>
-                <w:szCs w:val="24"/>
-              </w:rPr>
-              <w:t>OptiPlex</w:t>
-            </w:r>
-            <w:proofErr w:type="spellEnd"/>
-            <w:r>
-              <w:rPr>
-                <w:rFonts w:ascii="Arial" w:hAnsi="Arial" w:cs="Arial"/>
-                <w:sz w:val="24"/>
-                <w:szCs w:val="24"/>
-              </w:rPr>
-              <w:t xml:space="preserve"> 3050</w:t>
+            <w:r>
+              <w:rPr>
+                <w:rFonts w:ascii="Arial" w:hAnsi="Arial" w:cs="Arial"/>
+                <w:sz w:val="24"/>
+                <w:szCs w:val="24"/>
+              </w:rPr>
+              <w:t>OptiPlex 3050</w:t>
             </w:r>
           </w:p>
         </w:tc>
@@ -589,18 +579,8 @@
                 <w:sz w:val="24"/>
                 <w:szCs w:val="24"/>
               </w:rPr>
-              <w:t xml:space="preserve">Memoria </w:t>
-            </w:r>
-            <w:proofErr w:type="spellStart"/>
-            <w:r>
-              <w:rPr>
-                <w:rFonts w:ascii="Arial" w:hAnsi="Arial" w:cs="Arial"/>
-                <w:sz w:val="24"/>
-                <w:szCs w:val="24"/>
-              </w:rPr>
-              <w:t>Ram</w:t>
-            </w:r>
-            <w:proofErr w:type="spellEnd"/>
+              <w:t>Memoria Ram</w:t>
+            </w:r>
           </w:p>
         </w:tc>
         <w:tc>
@@ -849,18 +829,8 @@
                 <w:sz w:val="24"/>
                 <w:szCs w:val="24"/>
               </w:rPr>
-              <w:t xml:space="preserve">236GB SSD </w:t>
-            </w:r>
-            <w:proofErr w:type="spellStart"/>
-            <w:r>
-              <w:rPr>
-                <w:rFonts w:ascii="Arial" w:hAnsi="Arial" w:cs="Arial"/>
-                <w:sz w:val="24"/>
-                <w:szCs w:val="24"/>
-              </w:rPr>
-              <w:t>KingFast</w:t>
-            </w:r>
-            <w:proofErr w:type="spellEnd"/>
+              <w:t>236GB SSD KingFast</w:t>
+            </w:r>
           </w:p>
         </w:tc>
       </w:tr>
@@ -937,25 +907,7 @@
                 <w:sz w:val="24"/>
                 <w:szCs w:val="24"/>
               </w:rPr>
-              <w:t xml:space="preserve">Intel HD </w:t>
-            </w:r>
-            <w:proofErr w:type="spellStart"/>
-            <w:r>
-              <w:rPr>
-                <w:rFonts w:ascii="Arial" w:hAnsi="Arial" w:cs="Arial"/>
-                <w:sz w:val="24"/>
-                <w:szCs w:val="24"/>
-              </w:rPr>
-              <w:t>Graphics</w:t>
-            </w:r>
-            <w:proofErr w:type="spellEnd"/>
-            <w:r>
-              <w:rPr>
-                <w:rFonts w:ascii="Arial" w:hAnsi="Arial" w:cs="Arial"/>
-                <w:sz w:val="24"/>
-                <w:szCs w:val="24"/>
-              </w:rPr>
-              <w:t xml:space="preserve"> 530</w:t>
+              <w:t>Intel HD Graphics 530</w:t>
             </w:r>
           </w:p>
         </w:tc>
@@ -1579,7 +1531,6 @@
                 <w:szCs w:val="24"/>
               </w:rPr>
             </w:pPr>
-            <w:proofErr w:type="spellStart"/>
             <w:r>
               <w:rPr>
                 <w:rFonts w:ascii="Arial" w:hAnsi="Arial" w:cs="Arial"/>
@@ -1588,7 +1539,6 @@
               </w:rPr>
               <w:t>Viewsonic</w:t>
             </w:r>
-            <w:proofErr w:type="spellEnd"/>
           </w:p>
         </w:tc>
       </w:tr>
@@ -2409,23 +2359,13 @@
                 <w:szCs w:val="24"/>
               </w:rPr>
             </w:pPr>
-            <w:proofErr w:type="spellStart"/>
-            <w:r>
-              <w:rPr>
-                <w:rFonts w:ascii="Arial" w:hAnsi="Arial" w:cs="Arial"/>
-                <w:sz w:val="24"/>
-                <w:szCs w:val="24"/>
-              </w:rPr>
-              <w:t>Optiplex</w:t>
-            </w:r>
-            <w:proofErr w:type="spellEnd"/>
-            <w:r>
-              <w:rPr>
-                <w:rFonts w:ascii="Arial" w:hAnsi="Arial" w:cs="Arial"/>
-                <w:sz w:val="24"/>
-                <w:szCs w:val="24"/>
-              </w:rPr>
-              <w:t xml:space="preserve"> 7010</w:t>
+            <w:r>
+              <w:rPr>
+                <w:rFonts w:ascii="Arial" w:hAnsi="Arial" w:cs="Arial"/>
+                <w:sz w:val="24"/>
+                <w:szCs w:val="24"/>
+              </w:rPr>
+              <w:t>Optiplex 7010</w:t>
             </w:r>
           </w:p>
         </w:tc>
@@ -2802,18 +2742,8 @@
                 <w:sz w:val="24"/>
                 <w:szCs w:val="24"/>
               </w:rPr>
-              <w:t xml:space="preserve">Memoria </w:t>
-            </w:r>
-            <w:proofErr w:type="spellStart"/>
-            <w:r>
-              <w:rPr>
-                <w:rFonts w:ascii="Arial" w:hAnsi="Arial" w:cs="Arial"/>
-                <w:sz w:val="24"/>
-                <w:szCs w:val="24"/>
-              </w:rPr>
-              <w:t>Ram</w:t>
-            </w:r>
-            <w:proofErr w:type="spellEnd"/>
+              <w:t>Memoria Ram</w:t>
+            </w:r>
           </w:p>
         </w:tc>
         <w:tc>
@@ -3155,25 +3085,7 @@
                 <w:sz w:val="24"/>
                 <w:szCs w:val="24"/>
               </w:rPr>
-              <w:t xml:space="preserve">Intel HD </w:t>
-            </w:r>
-            <w:proofErr w:type="spellStart"/>
-            <w:r>
-              <w:rPr>
-                <w:rFonts w:ascii="Arial" w:hAnsi="Arial" w:cs="Arial"/>
-                <w:sz w:val="24"/>
-                <w:szCs w:val="24"/>
-              </w:rPr>
-              <w:t>Graphics</w:t>
-            </w:r>
-            <w:proofErr w:type="spellEnd"/>
-            <w:r>
-              <w:rPr>
-                <w:rFonts w:ascii="Arial" w:hAnsi="Arial" w:cs="Arial"/>
-                <w:sz w:val="24"/>
-                <w:szCs w:val="24"/>
-              </w:rPr>
-              <w:t xml:space="preserve"> 32MB</w:t>
+              <w:t>Intel HD Graphics 32MB</w:t>
             </w:r>
           </w:p>
         </w:tc>
@@ -3797,7 +3709,6 @@
                 <w:szCs w:val="24"/>
               </w:rPr>
             </w:pPr>
-            <w:proofErr w:type="spellStart"/>
             <w:r>
               <w:rPr>
                 <w:rFonts w:ascii="Arial" w:hAnsi="Arial" w:cs="Arial"/>
@@ -3806,7 +3717,6 @@
               </w:rPr>
               <w:t>Viewsonic</w:t>
             </w:r>
-            <w:proofErr w:type="spellEnd"/>
           </w:p>
         </w:tc>
       </w:tr>
@@ -4645,23 +4555,13 @@
                 <w:szCs w:val="24"/>
               </w:rPr>
             </w:pPr>
-            <w:proofErr w:type="spellStart"/>
-            <w:r>
-              <w:rPr>
-                <w:rFonts w:ascii="Arial" w:hAnsi="Arial" w:cs="Arial"/>
-                <w:sz w:val="24"/>
-                <w:szCs w:val="24"/>
-              </w:rPr>
-              <w:t>OptiPlex</w:t>
-            </w:r>
-            <w:proofErr w:type="spellEnd"/>
-            <w:r>
-              <w:rPr>
-                <w:rFonts w:ascii="Arial" w:hAnsi="Arial" w:cs="Arial"/>
-                <w:sz w:val="24"/>
-                <w:szCs w:val="24"/>
-              </w:rPr>
-              <w:t xml:space="preserve"> 7050</w:t>
+            <w:r>
+              <w:rPr>
+                <w:rFonts w:ascii="Arial" w:hAnsi="Arial" w:cs="Arial"/>
+                <w:sz w:val="24"/>
+                <w:szCs w:val="24"/>
+              </w:rPr>
+              <w:t>OptiPlex 7050</w:t>
             </w:r>
           </w:p>
         </w:tc>
@@ -5022,18 +4922,8 @@
                 <w:sz w:val="24"/>
                 <w:szCs w:val="24"/>
               </w:rPr>
-              <w:t xml:space="preserve">Memoria </w:t>
-            </w:r>
-            <w:proofErr w:type="spellStart"/>
-            <w:r>
-              <w:rPr>
-                <w:rFonts w:ascii="Arial" w:hAnsi="Arial" w:cs="Arial"/>
-                <w:sz w:val="24"/>
-                <w:szCs w:val="24"/>
-              </w:rPr>
-              <w:t>Ram</w:t>
-            </w:r>
-            <w:proofErr w:type="spellEnd"/>
+              <w:t>Memoria Ram</w:t>
+            </w:r>
           </w:p>
         </w:tc>
         <w:tc>
@@ -5360,25 +5250,7 @@
                 <w:sz w:val="24"/>
                 <w:szCs w:val="24"/>
               </w:rPr>
-              <w:t xml:space="preserve">Intel HD </w:t>
-            </w:r>
-            <w:proofErr w:type="spellStart"/>
-            <w:r>
-              <w:rPr>
-                <w:rFonts w:ascii="Arial" w:hAnsi="Arial" w:cs="Arial"/>
-                <w:sz w:val="24"/>
-                <w:szCs w:val="24"/>
-              </w:rPr>
-              <w:t>Graphics</w:t>
-            </w:r>
-            <w:proofErr w:type="spellEnd"/>
-            <w:r>
-              <w:rPr>
-                <w:rFonts w:ascii="Arial" w:hAnsi="Arial" w:cs="Arial"/>
-                <w:sz w:val="24"/>
-                <w:szCs w:val="24"/>
-              </w:rPr>
-              <w:t xml:space="preserve"> 630</w:t>
+              <w:t>Intel HD Graphics 630</w:t>
             </w:r>
           </w:p>
         </w:tc>
@@ -6848,23 +6720,13 @@
                 <w:szCs w:val="24"/>
               </w:rPr>
             </w:pPr>
-            <w:proofErr w:type="spellStart"/>
-            <w:r>
-              <w:rPr>
-                <w:rFonts w:ascii="Arial" w:hAnsi="Arial" w:cs="Arial"/>
-                <w:sz w:val="24"/>
-                <w:szCs w:val="24"/>
-              </w:rPr>
-              <w:t>ProDesk</w:t>
-            </w:r>
-            <w:proofErr w:type="spellEnd"/>
-            <w:r>
-              <w:rPr>
-                <w:rFonts w:ascii="Arial" w:hAnsi="Arial" w:cs="Arial"/>
-                <w:sz w:val="24"/>
-                <w:szCs w:val="24"/>
-              </w:rPr>
-              <w:t xml:space="preserve"> 400 G1 SFF</w:t>
+            <w:r>
+              <w:rPr>
+                <w:rFonts w:ascii="Arial" w:hAnsi="Arial" w:cs="Arial"/>
+                <w:sz w:val="24"/>
+                <w:szCs w:val="24"/>
+              </w:rPr>
+              <w:t>ProDesk 400 G1 SFF</w:t>
             </w:r>
           </w:p>
         </w:tc>
@@ -7233,18 +7095,8 @@
                 <w:sz w:val="24"/>
                 <w:szCs w:val="24"/>
               </w:rPr>
-              <w:t xml:space="preserve">Memoria </w:t>
-            </w:r>
-            <w:proofErr w:type="spellStart"/>
-            <w:r>
-              <w:rPr>
-                <w:rFonts w:ascii="Arial" w:hAnsi="Arial" w:cs="Arial"/>
-                <w:sz w:val="24"/>
-                <w:szCs w:val="24"/>
-              </w:rPr>
-              <w:t>Ram</w:t>
-            </w:r>
-            <w:proofErr w:type="spellEnd"/>
+              <w:t>Memoria Ram</w:t>
+            </w:r>
           </w:p>
         </w:tc>
         <w:tc>
@@ -7571,25 +7423,7 @@
                 <w:sz w:val="24"/>
                 <w:szCs w:val="24"/>
               </w:rPr>
-              <w:t xml:space="preserve">Intel HD </w:t>
-            </w:r>
-            <w:proofErr w:type="spellStart"/>
-            <w:r>
-              <w:rPr>
-                <w:rFonts w:ascii="Arial" w:hAnsi="Arial" w:cs="Arial"/>
-                <w:sz w:val="24"/>
-                <w:szCs w:val="24"/>
-              </w:rPr>
-              <w:t>Graphics</w:t>
-            </w:r>
-            <w:proofErr w:type="spellEnd"/>
-            <w:r>
-              <w:rPr>
-                <w:rFonts w:ascii="Arial" w:hAnsi="Arial" w:cs="Arial"/>
-                <w:sz w:val="24"/>
-                <w:szCs w:val="24"/>
-              </w:rPr>
-              <w:t xml:space="preserve"> 4600</w:t>
+              <w:t>Intel HD Graphics 4600</w:t>
             </w:r>
           </w:p>
         </w:tc>
@@ -8779,25 +8613,7 @@
                 <w:sz w:val="24"/>
                 <w:szCs w:val="24"/>
               </w:rPr>
-              <w:t xml:space="preserve">COLORFULL LIGHT </w:t>
-            </w:r>
-            <w:proofErr w:type="spellStart"/>
-            <w:r>
-              <w:rPr>
-                <w:rFonts w:ascii="Arial" w:hAnsi="Arial" w:cs="Arial"/>
-                <w:sz w:val="24"/>
-                <w:szCs w:val="24"/>
-              </w:rPr>
-              <w:t>Wired</w:t>
-            </w:r>
-            <w:proofErr w:type="spellEnd"/>
-            <w:r>
-              <w:rPr>
-                <w:rFonts w:ascii="Arial" w:hAnsi="Arial" w:cs="Arial"/>
-                <w:sz w:val="24"/>
-                <w:szCs w:val="24"/>
-              </w:rPr>
-              <w:t xml:space="preserve"> Mouse</w:t>
+              <w:t>COLORFULL LIGHT Wired Mouse</w:t>
             </w:r>
           </w:p>
         </w:tc>
@@ -9086,23 +8902,13 @@
                 <w:szCs w:val="24"/>
               </w:rPr>
             </w:pPr>
-            <w:proofErr w:type="spellStart"/>
-            <w:r>
-              <w:rPr>
-                <w:rFonts w:ascii="Arial" w:hAnsi="Arial" w:cs="Arial"/>
-                <w:sz w:val="24"/>
-                <w:szCs w:val="24"/>
-              </w:rPr>
-              <w:t>OptiPlex</w:t>
-            </w:r>
-            <w:proofErr w:type="spellEnd"/>
-            <w:r>
-              <w:rPr>
-                <w:rFonts w:ascii="Arial" w:hAnsi="Arial" w:cs="Arial"/>
-                <w:sz w:val="24"/>
-                <w:szCs w:val="24"/>
-              </w:rPr>
-              <w:t xml:space="preserve"> 790</w:t>
+            <w:r>
+              <w:rPr>
+                <w:rFonts w:ascii="Arial" w:hAnsi="Arial" w:cs="Arial"/>
+                <w:sz w:val="24"/>
+                <w:szCs w:val="24"/>
+              </w:rPr>
+              <w:t>OptiPlex 790</w:t>
             </w:r>
           </w:p>
         </w:tc>
@@ -9463,18 +9269,8 @@
                 <w:sz w:val="24"/>
                 <w:szCs w:val="24"/>
               </w:rPr>
-              <w:t xml:space="preserve">Memoria </w:t>
-            </w:r>
-            <w:proofErr w:type="spellStart"/>
-            <w:r>
-              <w:rPr>
-                <w:rFonts w:ascii="Arial" w:hAnsi="Arial" w:cs="Arial"/>
-                <w:sz w:val="24"/>
-                <w:szCs w:val="24"/>
-              </w:rPr>
-              <w:t>Ram</w:t>
-            </w:r>
-            <w:proofErr w:type="spellEnd"/>
+              <w:t>Memoria Ram</w:t>
+            </w:r>
           </w:p>
         </w:tc>
         <w:tc>
@@ -9801,25 +9597,7 @@
                 <w:sz w:val="24"/>
                 <w:szCs w:val="24"/>
               </w:rPr>
-              <w:t xml:space="preserve">Intel HD </w:t>
-            </w:r>
-            <w:proofErr w:type="spellStart"/>
-            <w:r>
-              <w:rPr>
-                <w:rFonts w:ascii="Arial" w:hAnsi="Arial" w:cs="Arial"/>
-                <w:sz w:val="24"/>
-                <w:szCs w:val="24"/>
-              </w:rPr>
-              <w:t>Graphics</w:t>
-            </w:r>
-            <w:proofErr w:type="spellEnd"/>
-            <w:r>
-              <w:rPr>
-                <w:rFonts w:ascii="Arial" w:hAnsi="Arial" w:cs="Arial"/>
-                <w:sz w:val="24"/>
-                <w:szCs w:val="24"/>
-              </w:rPr>
-              <w:t xml:space="preserve"> 32MB</w:t>
+              <w:t>Intel HD Graphics 32MB</w:t>
             </w:r>
           </w:p>
         </w:tc>
@@ -10133,18 +9911,8 @@
                 <w:sz w:val="24"/>
                 <w:szCs w:val="24"/>
               </w:rPr>
-              <w:t xml:space="preserve">Explore </w:t>
-            </w:r>
-            <w:proofErr w:type="spellStart"/>
-            <w:r>
-              <w:rPr>
-                <w:rFonts w:ascii="Arial" w:hAnsi="Arial" w:cs="Arial"/>
-                <w:sz w:val="24"/>
-                <w:szCs w:val="24"/>
-              </w:rPr>
-              <w:t>Power</w:t>
-            </w:r>
-            <w:proofErr w:type="spellEnd"/>
+              <w:t>Explore Power</w:t>
+            </w:r>
           </w:p>
         </w:tc>
       </w:tr>
@@ -11299,23 +11067,13 @@
                 <w:szCs w:val="24"/>
               </w:rPr>
             </w:pPr>
-            <w:proofErr w:type="spellStart"/>
-            <w:r>
-              <w:rPr>
-                <w:rFonts w:ascii="Arial" w:hAnsi="Arial" w:cs="Arial"/>
-                <w:sz w:val="24"/>
-                <w:szCs w:val="24"/>
-              </w:rPr>
-              <w:t>ProDesk</w:t>
-            </w:r>
-            <w:proofErr w:type="spellEnd"/>
-            <w:r>
-              <w:rPr>
-                <w:rFonts w:ascii="Arial" w:hAnsi="Arial" w:cs="Arial"/>
-                <w:sz w:val="24"/>
-                <w:szCs w:val="24"/>
-              </w:rPr>
-              <w:t xml:space="preserve"> 600 G5 SFF</w:t>
+            <w:r>
+              <w:rPr>
+                <w:rFonts w:ascii="Arial" w:hAnsi="Arial" w:cs="Arial"/>
+                <w:sz w:val="24"/>
+                <w:szCs w:val="24"/>
+              </w:rPr>
+              <w:t>ProDesk 600 G5 SFF</w:t>
             </w:r>
           </w:p>
         </w:tc>
@@ -11676,18 +11434,8 @@
                 <w:sz w:val="24"/>
                 <w:szCs w:val="24"/>
               </w:rPr>
-              <w:t xml:space="preserve">Memoria </w:t>
-            </w:r>
-            <w:proofErr w:type="spellStart"/>
-            <w:r>
-              <w:rPr>
-                <w:rFonts w:ascii="Arial" w:hAnsi="Arial" w:cs="Arial"/>
-                <w:sz w:val="24"/>
-                <w:szCs w:val="24"/>
-              </w:rPr>
-              <w:t>Ram</w:t>
-            </w:r>
-            <w:proofErr w:type="spellEnd"/>
+              <w:t>Memoria Ram</w:t>
+            </w:r>
           </w:p>
         </w:tc>
         <w:tc>
@@ -11938,9 +11686,8 @@
                 <w:szCs w:val="24"/>
                 <w:lang w:val="en-US"/>
               </w:rPr>
-              <w:t xml:space="preserve">Dahua C800 </w:t>
-            </w:r>
-            <w:proofErr w:type="gramStart"/>
+              <w:t>Dahua C800 2.5 inch SATA 256GB S</w:t>
+            </w:r>
             <w:r>
               <w:rPr>
                 <w:rFonts w:ascii="Arial" w:hAnsi="Arial" w:cs="Arial"/>
@@ -11948,60 +11695,41 @@
                 <w:szCs w:val="24"/>
                 <w:lang w:val="en-US"/>
               </w:rPr>
-              <w:t>2.5 inch</w:t>
-            </w:r>
-            <w:proofErr w:type="gramEnd"/>
-            <w:r>
+              <w:t>SD</w:t>
+            </w:r>
+          </w:p>
+        </w:tc>
+      </w:tr>
+      <w:tr>
+        <w:tc>
+          <w:tcPr>
+            <w:tcW w:w="1011" w:type="pct"/>
+            <w:vMerge/>
+          </w:tcPr>
+          <w:p>
+            <w:pPr>
               <w:rPr>
                 <w:rFonts w:ascii="Arial" w:hAnsi="Arial" w:cs="Arial"/>
                 <w:sz w:val="24"/>
                 <w:szCs w:val="24"/>
                 <w:lang w:val="en-US"/>
               </w:rPr>
-              <w:t xml:space="preserve"> SATA 256GB S</w:t>
-            </w:r>
-            <w:r>
+            </w:pPr>
+          </w:p>
+        </w:tc>
+        <w:tc>
+          <w:tcPr>
+            <w:tcW w:w="988" w:type="pct"/>
+            <w:vMerge/>
+          </w:tcPr>
+          <w:p>
+            <w:pPr>
               <w:rPr>
                 <w:rFonts w:ascii="Arial" w:hAnsi="Arial" w:cs="Arial"/>
                 <w:sz w:val="24"/>
                 <w:szCs w:val="24"/>
                 <w:lang w:val="en-US"/>
               </w:rPr>
-              <w:t>SD</w:t>
-            </w:r>
-          </w:p>
-        </w:tc>
-      </w:tr>
-      <w:tr>
-        <w:tc>
-          <w:tcPr>
-            <w:tcW w:w="1011" w:type="pct"/>
-            <w:vMerge/>
-          </w:tcPr>
-          <w:p>
-            <w:pPr>
-              <w:rPr>
-                <w:rFonts w:ascii="Arial" w:hAnsi="Arial" w:cs="Arial"/>
-                <w:sz w:val="24"/>
-                <w:szCs w:val="24"/>
-                <w:lang w:val="en-US"/>
-              </w:rPr>
-            </w:pPr>
-          </w:p>
-        </w:tc>
-        <w:tc>
-          <w:tcPr>
-            <w:tcW w:w="988" w:type="pct"/>
-            <w:vMerge/>
-          </w:tcPr>
-          <w:p>
-            <w:pPr>
-              <w:rPr>
-                <w:rFonts w:ascii="Arial" w:hAnsi="Arial" w:cs="Arial"/>
-                <w:sz w:val="24"/>
-                <w:szCs w:val="24"/>
-                <w:lang w:val="en-US"/>
-              </w:rPr>
             </w:pPr>
           </w:p>
         </w:tc>
@@ -12045,25 +11773,7 @@
                 <w:sz w:val="24"/>
                 <w:szCs w:val="24"/>
               </w:rPr>
-              <w:t xml:space="preserve">Intel UHD </w:t>
-            </w:r>
-            <w:proofErr w:type="spellStart"/>
-            <w:r>
-              <w:rPr>
-                <w:rFonts w:ascii="Arial" w:hAnsi="Arial" w:cs="Arial"/>
-                <w:sz w:val="24"/>
-                <w:szCs w:val="24"/>
-              </w:rPr>
-              <w:t>Graphics</w:t>
-            </w:r>
-            <w:proofErr w:type="spellEnd"/>
-            <w:r>
-              <w:rPr>
-                <w:rFonts w:ascii="Arial" w:hAnsi="Arial" w:cs="Arial"/>
-                <w:sz w:val="24"/>
-                <w:szCs w:val="24"/>
-              </w:rPr>
-              <w:t xml:space="preserve"> 630</w:t>
+              <w:t>Intel UHD Graphics 630</w:t>
             </w:r>
           </w:p>
         </w:tc>
@@ -12371,23 +12081,13 @@
                 <w:szCs w:val="24"/>
               </w:rPr>
             </w:pPr>
-            <w:proofErr w:type="spellStart"/>
-            <w:r>
-              <w:rPr>
-                <w:rFonts w:ascii="Arial" w:hAnsi="Arial" w:cs="Arial"/>
-                <w:sz w:val="24"/>
-                <w:szCs w:val="24"/>
-              </w:rPr>
-              <w:t>Forza</w:t>
-            </w:r>
-            <w:proofErr w:type="spellEnd"/>
-            <w:r>
-              <w:rPr>
-                <w:rFonts w:ascii="Arial" w:hAnsi="Arial" w:cs="Arial"/>
-                <w:sz w:val="24"/>
-                <w:szCs w:val="24"/>
-              </w:rPr>
-              <w:t xml:space="preserve"> Technologies</w:t>
+            <w:r>
+              <w:rPr>
+                <w:rFonts w:ascii="Arial" w:hAnsi="Arial" w:cs="Arial"/>
+                <w:sz w:val="24"/>
+                <w:szCs w:val="24"/>
+              </w:rPr>
+              <w:t>Forza Technologies</w:t>
             </w:r>
           </w:p>
         </w:tc>
@@ -13017,7 +12717,6 @@
                 <w:szCs w:val="24"/>
               </w:rPr>
             </w:pPr>
-            <w:proofErr w:type="spellStart"/>
             <w:r>
               <w:rPr>
                 <w:rFonts w:ascii="Arial" w:hAnsi="Arial" w:cs="Arial"/>
@@ -13026,7 +12725,6 @@
               </w:rPr>
               <w:t>BeckPlay</w:t>
             </w:r>
-            <w:proofErr w:type="spellEnd"/>
           </w:p>
         </w:tc>
       </w:tr>
@@ -13173,7 +12871,6 @@
                 <w:szCs w:val="24"/>
               </w:rPr>
             </w:pPr>
-            <w:proofErr w:type="spellStart"/>
             <w:r>
               <w:rPr>
                 <w:rFonts w:ascii="Arial" w:hAnsi="Arial" w:cs="Arial"/>
@@ -13182,7 +12879,6 @@
               </w:rPr>
               <w:t>BeckPlay</w:t>
             </w:r>
-            <w:proofErr w:type="spellEnd"/>
           </w:p>
         </w:tc>
       </w:tr>
@@ -13366,23 +13062,13 @@
                 <w:szCs w:val="24"/>
               </w:rPr>
             </w:pPr>
-            <w:proofErr w:type="spellStart"/>
-            <w:r>
-              <w:rPr>
-                <w:rFonts w:ascii="Arial" w:hAnsi="Arial" w:cs="Arial"/>
-                <w:sz w:val="24"/>
-                <w:szCs w:val="24"/>
-              </w:rPr>
-              <w:t>Elimar</w:t>
-            </w:r>
-            <w:proofErr w:type="spellEnd"/>
-            <w:r>
-              <w:rPr>
-                <w:rFonts w:ascii="Arial" w:hAnsi="Arial" w:cs="Arial"/>
-                <w:sz w:val="24"/>
-                <w:szCs w:val="24"/>
-              </w:rPr>
-              <w:t xml:space="preserve"> León</w:t>
+            <w:r>
+              <w:rPr>
+                <w:rFonts w:ascii="Arial" w:hAnsi="Arial" w:cs="Arial"/>
+                <w:sz w:val="24"/>
+                <w:szCs w:val="24"/>
+              </w:rPr>
+              <w:t>Elimar León</w:t>
             </w:r>
           </w:p>
         </w:tc>
@@ -13890,18 +13576,8 @@
                 <w:sz w:val="24"/>
                 <w:szCs w:val="24"/>
               </w:rPr>
-              <w:t xml:space="preserve">Memoria </w:t>
-            </w:r>
-            <w:proofErr w:type="spellStart"/>
-            <w:r>
-              <w:rPr>
-                <w:rFonts w:ascii="Arial" w:hAnsi="Arial" w:cs="Arial"/>
-                <w:sz w:val="24"/>
-                <w:szCs w:val="24"/>
-              </w:rPr>
-              <w:t>Ram</w:t>
-            </w:r>
-            <w:proofErr w:type="spellEnd"/>
+              <w:t>Memoria Ram</w:t>
+            </w:r>
           </w:p>
         </w:tc>
         <w:tc>
@@ -14226,25 +13902,7 @@
                 <w:sz w:val="24"/>
                 <w:szCs w:val="24"/>
               </w:rPr>
-              <w:t xml:space="preserve">Intel HD </w:t>
-            </w:r>
-            <w:proofErr w:type="spellStart"/>
-            <w:r>
-              <w:rPr>
-                <w:rFonts w:ascii="Arial" w:hAnsi="Arial" w:cs="Arial"/>
-                <w:sz w:val="24"/>
-                <w:szCs w:val="24"/>
-              </w:rPr>
-              <w:t>Graphics</w:t>
-            </w:r>
-            <w:proofErr w:type="spellEnd"/>
-            <w:r>
-              <w:rPr>
-                <w:rFonts w:ascii="Arial" w:hAnsi="Arial" w:cs="Arial"/>
-                <w:sz w:val="24"/>
-                <w:szCs w:val="24"/>
-              </w:rPr>
-              <w:t xml:space="preserve"> 32MB</w:t>
+              <w:t>Intel HD Graphics 32MB</w:t>
             </w:r>
           </w:p>
         </w:tc>
@@ -14552,7 +14210,6 @@
                 <w:szCs w:val="24"/>
               </w:rPr>
             </w:pPr>
-            <w:proofErr w:type="spellStart"/>
             <w:r>
               <w:rPr>
                 <w:rFonts w:ascii="Arial" w:hAnsi="Arial" w:cs="Arial"/>
@@ -14561,7 +14218,6 @@
               </w:rPr>
               <w:t>Wireplus</w:t>
             </w:r>
-            <w:proofErr w:type="spellEnd"/>
           </w:p>
         </w:tc>
       </w:tr>
@@ -15508,7 +15164,6 @@
                 <w:szCs w:val="24"/>
               </w:rPr>
             </w:pPr>
-            <w:proofErr w:type="spellStart"/>
             <w:r>
               <w:rPr>
                 <w:rFonts w:ascii="Arial" w:hAnsi="Arial" w:cs="Arial"/>
@@ -15517,7 +15172,6 @@
               </w:rPr>
               <w:t>APlus</w:t>
             </w:r>
-            <w:proofErr w:type="spellEnd"/>
           </w:p>
         </w:tc>
       </w:tr>
@@ -15588,23 +15242,13 @@
                 <w:szCs w:val="24"/>
               </w:rPr>
             </w:pPr>
-            <w:proofErr w:type="spellStart"/>
-            <w:r>
-              <w:rPr>
-                <w:rFonts w:ascii="Arial" w:hAnsi="Arial" w:cs="Arial"/>
-                <w:sz w:val="24"/>
-                <w:szCs w:val="24"/>
-              </w:rPr>
-              <w:t>Plushield</w:t>
-            </w:r>
-            <w:proofErr w:type="spellEnd"/>
-            <w:r>
-              <w:rPr>
-                <w:rFonts w:ascii="Arial" w:hAnsi="Arial" w:cs="Arial"/>
-                <w:sz w:val="24"/>
-                <w:szCs w:val="24"/>
-              </w:rPr>
-              <w:t xml:space="preserve"> 10-1000N</w:t>
+            <w:r>
+              <w:rPr>
+                <w:rFonts w:ascii="Arial" w:hAnsi="Arial" w:cs="Arial"/>
+                <w:sz w:val="24"/>
+                <w:szCs w:val="24"/>
+              </w:rPr>
+              <w:t>Plushield 10-1000N</w:t>
             </w:r>
           </w:p>
         </w:tc>
@@ -15995,23 +15639,13 @@
                 <w:szCs w:val="24"/>
               </w:rPr>
             </w:pPr>
-            <w:proofErr w:type="spellStart"/>
-            <w:r>
-              <w:rPr>
-                <w:rFonts w:ascii="Arial" w:hAnsi="Arial" w:cs="Arial"/>
-                <w:sz w:val="24"/>
-                <w:szCs w:val="24"/>
-              </w:rPr>
-              <w:t>ProDesk</w:t>
-            </w:r>
-            <w:proofErr w:type="spellEnd"/>
-            <w:r>
-              <w:rPr>
-                <w:rFonts w:ascii="Arial" w:hAnsi="Arial" w:cs="Arial"/>
-                <w:sz w:val="24"/>
-                <w:szCs w:val="24"/>
-              </w:rPr>
-              <w:t xml:space="preserve"> 400 G6 SFF</w:t>
+            <w:r>
+              <w:rPr>
+                <w:rFonts w:ascii="Arial" w:hAnsi="Arial" w:cs="Arial"/>
+                <w:sz w:val="24"/>
+                <w:szCs w:val="24"/>
+              </w:rPr>
+              <w:t>ProDesk 400 G6 SFF</w:t>
             </w:r>
           </w:p>
         </w:tc>
@@ -16372,18 +16006,8 @@
                 <w:sz w:val="24"/>
                 <w:szCs w:val="24"/>
               </w:rPr>
-              <w:t xml:space="preserve">Memoria </w:t>
-            </w:r>
-            <w:proofErr w:type="spellStart"/>
-            <w:r>
-              <w:rPr>
-                <w:rFonts w:ascii="Arial" w:hAnsi="Arial" w:cs="Arial"/>
-                <w:sz w:val="24"/>
-                <w:szCs w:val="24"/>
-              </w:rPr>
-              <w:t>Ram</w:t>
-            </w:r>
-            <w:proofErr w:type="spellEnd"/>
+              <w:t>Memoria Ram</w:t>
+            </w:r>
           </w:p>
         </w:tc>
         <w:tc>
@@ -16708,25 +16332,7 @@
                 <w:sz w:val="24"/>
                 <w:szCs w:val="24"/>
               </w:rPr>
-              <w:t xml:space="preserve">Intel UHD </w:t>
-            </w:r>
-            <w:proofErr w:type="spellStart"/>
-            <w:r>
-              <w:rPr>
-                <w:rFonts w:ascii="Arial" w:hAnsi="Arial" w:cs="Arial"/>
-                <w:sz w:val="24"/>
-                <w:szCs w:val="24"/>
-              </w:rPr>
-              <w:t>Graphics</w:t>
-            </w:r>
-            <w:proofErr w:type="spellEnd"/>
-            <w:r>
-              <w:rPr>
-                <w:rFonts w:ascii="Arial" w:hAnsi="Arial" w:cs="Arial"/>
-                <w:sz w:val="24"/>
-                <w:szCs w:val="24"/>
-              </w:rPr>
-              <w:t xml:space="preserve"> 630</w:t>
+              <w:t>Intel UHD Graphics 630</w:t>
             </w:r>
           </w:p>
         </w:tc>
@@ -17648,7 +17254,6 @@
                 <w:szCs w:val="24"/>
               </w:rPr>
             </w:pPr>
-            <w:proofErr w:type="spellStart"/>
             <w:r>
               <w:rPr>
                 <w:rFonts w:ascii="Arial" w:hAnsi="Arial" w:cs="Arial"/>
@@ -17657,7 +17262,6 @@
               </w:rPr>
               <w:t>Delux</w:t>
             </w:r>
-            <w:proofErr w:type="spellEnd"/>
           </w:p>
         </w:tc>
       </w:tr>
@@ -17812,41 +17416,13 @@
                 <w:szCs w:val="24"/>
               </w:rPr>
             </w:pPr>
-            <w:proofErr w:type="spellStart"/>
-            <w:r>
-              <w:rPr>
-                <w:rFonts w:ascii="Arial" w:hAnsi="Arial" w:cs="Arial"/>
-                <w:sz w:val="24"/>
-                <w:szCs w:val="24"/>
-              </w:rPr>
-              <w:t>Wired</w:t>
-            </w:r>
-            <w:proofErr w:type="spellEnd"/>
-            <w:r>
-              <w:rPr>
-                <w:rFonts w:ascii="Arial" w:hAnsi="Arial" w:cs="Arial"/>
-                <w:sz w:val="24"/>
-                <w:szCs w:val="24"/>
-              </w:rPr>
-              <w:t xml:space="preserve"> </w:t>
-            </w:r>
-            <w:proofErr w:type="spellStart"/>
-            <w:r>
-              <w:rPr>
-                <w:rFonts w:ascii="Arial" w:hAnsi="Arial" w:cs="Arial"/>
-                <w:sz w:val="24"/>
-                <w:szCs w:val="24"/>
-              </w:rPr>
-              <w:t>Gaming</w:t>
-            </w:r>
-            <w:proofErr w:type="spellEnd"/>
-            <w:r>
-              <w:rPr>
-                <w:rFonts w:ascii="Arial" w:hAnsi="Arial" w:cs="Arial"/>
-                <w:sz w:val="24"/>
-                <w:szCs w:val="24"/>
-              </w:rPr>
-              <w:t xml:space="preserve"> Mouse</w:t>
+            <w:r>
+              <w:rPr>
+                <w:rFonts w:ascii="Arial" w:hAnsi="Arial" w:cs="Arial"/>
+                <w:sz w:val="24"/>
+                <w:szCs w:val="24"/>
+              </w:rPr>
+              <w:t>Wired Gaming Mouse</w:t>
             </w:r>
           </w:p>
         </w:tc>
@@ -18186,25 +17762,7 @@
                 <w:sz w:val="24"/>
                 <w:szCs w:val="24"/>
               </w:rPr>
-              <w:t xml:space="preserve">LaserJet </w:t>
-            </w:r>
-            <w:proofErr w:type="spellStart"/>
-            <w:r>
-              <w:rPr>
-                <w:rFonts w:ascii="Arial" w:hAnsi="Arial" w:cs="Arial"/>
-                <w:sz w:val="24"/>
-                <w:szCs w:val="24"/>
-              </w:rPr>
-              <w:t>Tank</w:t>
-            </w:r>
-            <w:proofErr w:type="spellEnd"/>
-            <w:r>
-              <w:rPr>
-                <w:rFonts w:ascii="Arial" w:hAnsi="Arial" w:cs="Arial"/>
-                <w:sz w:val="24"/>
-                <w:szCs w:val="24"/>
-              </w:rPr>
-              <w:t xml:space="preserve"> 1602w</w:t>
+              <w:t>LaserJet Tank 1602w</w:t>
             </w:r>
           </w:p>
         </w:tc>
@@ -18553,7 +18111,15 @@
                 <w:sz w:val="24"/>
                 <w:szCs w:val="24"/>
               </w:rPr>
-              <w:t>IMPRESORA AL LADO DE STEFANY Y OSCAR</w:t>
+              <w:t>IMPRESORA AL LADO DE STEFANY Y OSCA</w:t>
+            </w:r>
+            <w:r>
+              <w:rPr>
+                <w:rFonts w:ascii="Arial" w:hAnsi="Arial" w:cs="Arial"/>
+                <w:sz w:val="24"/>
+                <w:szCs w:val="24"/>
+              </w:rPr>
+              <w:t>R</w:t>
             </w:r>
           </w:p>
         </w:tc>

--- a/Informe de Pasantias/LISTA DE EQUIPOS EN CONTABILIDAD.docx
+++ b/Informe de Pasantias/LISTA DE EQUIPOS EN CONTABILIDAD.docx
@@ -525,7 +525,23 @@
                 <w:sz w:val="24"/>
                 <w:szCs w:val="24"/>
               </w:rPr>
-              <w:t>Intel Core 15-6600 CPU</w:t>
+              <w:t xml:space="preserve">Intel Core </w:t>
+            </w:r>
+            <w:r>
+              <w:rPr>
+                <w:rFonts w:ascii="Arial" w:hAnsi="Arial" w:cs="Arial"/>
+                <w:sz w:val="24"/>
+                <w:szCs w:val="24"/>
+              </w:rPr>
+              <w:t>i</w:t>
+            </w:r>
+            <w:r>
+              <w:rPr>
+                <w:rFonts w:ascii="Arial" w:hAnsi="Arial" w:cs="Arial"/>
+                <w:sz w:val="24"/>
+                <w:szCs w:val="24"/>
+              </w:rPr>
+              <w:t>5-6600 CPU</w:t>
             </w:r>
           </w:p>
         </w:tc>
